--- a/downloads/Study_Notes_Burnout_Sleep_Recovery.docx
+++ b/downloads/Study_Notes_Burnout_Sleep_Recovery.docx
@@ -22,7 +22,7 @@
         <w:rPr>
           <w:i/>
         </w:rPr>
-        <w:t>Research notes for writing the literature review. 40 sources, all 2021–2026, all checked in PubMed.</w:t>
+        <w:t>Research notes for writing the literature review. 41 sources, all 2021–2026, all checked in PubMed.</w:t>
       </w:r>
     </w:p>
     <w:p>
@@ -3105,7 +3105,7 @@
         <w:pStyle w:val="Heading3"/>
       </w:pPr>
       <w:r>
-        <w:t>Hirten et al 2023</w:t>
+        <w:t>Hirten et al 2021</w:t>
       </w:r>
     </w:p>
     <w:p>
@@ -3123,7 +3123,7 @@
         <w:rPr>
           <w:i w:val="0"/>
         </w:rPr>
-        <w:t xml:space="preserve"> Warrior Watch Study: 329 healthcare workers (63% women), Apple Watch, machine learning</w:t>
+        <w:t xml:space="preserve"> Warrior Watch Study: healthcare workers, Apple Watch, daily symptom surveys (COVID-19)</w:t>
       </w:r>
     </w:p>
     <w:p>
@@ -3141,7 +3141,25 @@
         <w:rPr>
           <w:i w:val="0"/>
         </w:rPr>
-        <w:t xml:space="preserve"> Wearable data predicted resilience only weakly (AUC 0.60).</w:t>
+        <w:t xml:space="preserve"> Apple Watch HRV was measured as SDNN (standard deviation of normal beats); circadian SDNN pattern differed in people with COVID-19.</w:t>
+      </w:r>
+    </w:p>
+    <w:p>
+      <w:pPr>
+        <w:pStyle w:val="ListBullet"/>
+      </w:pPr>
+      <w:r>
+        <w:rPr>
+          <w:b/>
+          <w:i w:val="0"/>
+        </w:rPr>
+        <w:t>Use for:</w:t>
+      </w:r>
+      <w:r>
+        <w:rPr>
+          <w:i w:val="0"/>
+        </w:rPr>
+        <w:t xml:space="preserve"> Source for: Apple Watch reports HRV as SDNN, not RMSSD → can't pool with Oura/WHOOP/Fitbit RMSSD.</w:t>
       </w:r>
     </w:p>
     <w:p>
@@ -3150,7 +3168,7 @@
           <w:i/>
           <w:sz w:val="18"/>
         </w:rPr>
-        <w:t>PMID 37143859  |  doi:10.1093/jamiaopen/ooad029</w:t>
+        <w:t>PMID 33529156  |  doi:10.2196/26107</w:t>
       </w:r>
     </w:p>
     <w:p>
@@ -3158,7 +3176,7 @@
         <w:pStyle w:val="Heading3"/>
       </w:pPr>
       <w:r>
-        <w:t>Sagun et al 2023</w:t>
+        <w:t>Hirten et al 2023</w:t>
       </w:r>
     </w:p>
     <w:p>
@@ -3176,7 +3194,7 @@
         <w:rPr>
           <w:i w:val="0"/>
         </w:rPr>
-        <w:t xml:space="preserve"> 40 residents (21 women), wearable sleep tracker 2 weeks before + 2 weeks during ICU rotation</w:t>
+        <w:t xml:space="preserve"> Warrior Watch Study: 329 healthcare workers (63% women), Apple Watch, machine learning</w:t>
       </w:r>
     </w:p>
     <w:p>
@@ -3194,7 +3212,7 @@
         <w:rPr>
           <w:i w:val="0"/>
         </w:rPr>
-        <w:t xml:space="preserve"> Sleep fell 402 → 389 min/night on ICU; burnout and sleepiness rose; residents overestimated their sleep.</w:t>
+        <w:t xml:space="preserve"> Wearable data predicted resilience only weakly (AUC 0.60).</w:t>
       </w:r>
     </w:p>
     <w:p>
@@ -3203,7 +3221,7 @@
           <w:i/>
           <w:sz w:val="18"/>
         </w:rPr>
-        <w:t>PMID 37243855  |  doi:10.1007/s11325-023-02839-8</w:t>
+        <w:t>PMID 37143859  |  doi:10.1093/jamiaopen/ooad029</w:t>
       </w:r>
     </w:p>
     <w:p>
@@ -3211,7 +3229,7 @@
         <w:pStyle w:val="Heading3"/>
       </w:pPr>
       <w:r>
-        <w:t>Wilton et al 2024</w:t>
+        <w:t>Sagun et al 2023</w:t>
       </w:r>
     </w:p>
     <w:p>
@@ -3229,7 +3247,7 @@
         <w:rPr>
           <w:i w:val="0"/>
         </w:rPr>
-        <w:t xml:space="preserve"> BROWNIE protocol: 360 registered nurses, consumer smartwatches, 1 year, AI burnout prediction</w:t>
+        <w:t xml:space="preserve"> 40 residents (21 women), wearable sleep tracker 2 weeks before + 2 weeks during ICU rotation</w:t>
       </w:r>
     </w:p>
     <w:p>
@@ -3247,25 +3265,7 @@
         <w:rPr>
           <w:i w:val="0"/>
         </w:rPr>
-        <w:t xml:space="preserve"> Results not yet published.</w:t>
-      </w:r>
-    </w:p>
-    <w:p>
-      <w:pPr>
-        <w:pStyle w:val="ListBullet"/>
-      </w:pPr>
-      <w:r>
-        <w:rPr>
-          <w:b/>
-          <w:i w:val="0"/>
-        </w:rPr>
-        <w:t>Use for:</w:t>
-      </w:r>
-      <w:r>
-        <w:rPr>
-          <w:i w:val="0"/>
-        </w:rPr>
-        <w:t xml:space="preserve"> Shows the field is moving toward your idea.</w:t>
+        <w:t xml:space="preserve"> Sleep fell 402 → 389 min/night on ICU; burnout and sleepiness rose; residents overestimated their sleep.</w:t>
       </w:r>
     </w:p>
     <w:p>
@@ -3274,15 +3274,7 @@
           <w:i/>
           <w:sz w:val="18"/>
         </w:rPr>
-        <w:t>PMID 38347557  |  doi:10.1186/s12912-024-01711-8</w:t>
-      </w:r>
-    </w:p>
-    <w:p>
-      <w:pPr>
-        <w:pStyle w:val="Heading2"/>
-      </w:pPr>
-      <w:r>
-        <w:t>Recovery scores and device accuracy</w:t>
+        <w:t>PMID 37243855  |  doi:10.1007/s11325-023-02839-8</w:t>
       </w:r>
     </w:p>
     <w:p>
@@ -3290,7 +3282,7 @@
         <w:pStyle w:val="Heading3"/>
       </w:pPr>
       <w:r>
-        <w:t>Perrone et al 2025</w:t>
+        <w:t>Wilton et al 2024</w:t>
       </w:r>
     </w:p>
     <w:p>
@@ -3308,7 +3300,7 @@
         <w:rPr>
           <w:i w:val="0"/>
         </w:rPr>
-        <w:t xml:space="preserve"> 66 surgeons (29 attendings, 37 trainees), wearable HRV-based recovery score, mixed-effects models</w:t>
+        <w:t xml:space="preserve"> BROWNIE protocol: 360 registered nurses, consumer smartwatches, 1 year, AI burnout prediction</w:t>
       </w:r>
     </w:p>
     <w:p>
@@ -3326,7 +3318,7 @@
         <w:rPr>
           <w:i w:val="0"/>
         </w:rPr>
-        <w:t xml:space="preserve"> Recovery score NOT associated with perceived workload of operations; junior surgeons scored higher than senior.</w:t>
+        <w:t xml:space="preserve"> Results not yet published.</w:t>
       </w:r>
     </w:p>
     <w:p>
@@ -3344,7 +3336,7 @@
         <w:rPr>
           <w:i w:val="0"/>
         </w:rPr>
-        <w:t xml:space="preserve"> Main evidence that commercial recovery scores aren't validated for stress/burnout.</w:t>
+        <w:t xml:space="preserve"> Shows the field is moving toward your idea.</w:t>
       </w:r>
     </w:p>
     <w:p>
@@ -3353,7 +3345,15 @@
           <w:i/>
           <w:sz w:val="18"/>
         </w:rPr>
-        <w:t>PMID 39788069  |  doi:10.1016/j.amjsurg.2024.116175</w:t>
+        <w:t>PMID 38347557  |  doi:10.1186/s12912-024-01711-8</w:t>
+      </w:r>
+    </w:p>
+    <w:p>
+      <w:pPr>
+        <w:pStyle w:val="Heading2"/>
+      </w:pPr>
+      <w:r>
+        <w:t>Recovery scores and device accuracy</w:t>
       </w:r>
     </w:p>
     <w:p>
@@ -3361,7 +3361,7 @@
         <w:pStyle w:val="Heading3"/>
       </w:pPr>
       <w:r>
-        <w:t>Miller et al 2022</w:t>
+        <w:t>Perrone et al 2025</w:t>
       </w:r>
     </w:p>
     <w:p>
@@ -3379,7 +3379,7 @@
         <w:rPr>
           <w:i w:val="0"/>
         </w:rPr>
-        <w:t xml:space="preserve"> 53 adults (26 F), one lab night, 6 devices (Apple Watch S6, Garmin FR245, Polar, Oura Gen2, WHOOP 3.0, Somfit) vs polysomnography</w:t>
+        <w:t xml:space="preserve"> 66 surgeons (29 attendings, 37 trainees), wearable HRV-based recovery score, mixed-effects models</w:t>
       </w:r>
     </w:p>
     <w:p>
@@ -3397,7 +3397,25 @@
         <w:rPr>
           <w:i w:val="0"/>
         </w:rPr>
-        <w:t xml:space="preserve"> Sleep vs wake agreement 86–89% (all valid for sleep timing/duration). Kappa 0.30–0.51 → poor at detecting wake. Sleep staging 50–65%.</w:t>
+        <w:t xml:space="preserve"> Recovery score NOT associated with perceived workload of operations; junior surgeons scored higher than senior.</w:t>
+      </w:r>
+    </w:p>
+    <w:p>
+      <w:pPr>
+        <w:pStyle w:val="ListBullet"/>
+      </w:pPr>
+      <w:r>
+        <w:rPr>
+          <w:b/>
+          <w:i w:val="0"/>
+        </w:rPr>
+        <w:t>Use for:</w:t>
+      </w:r>
+      <w:r>
+        <w:rPr>
+          <w:i w:val="0"/>
+        </w:rPr>
+        <w:t xml:space="preserve"> Main evidence that commercial recovery scores aren't validated for stress/burnout.</w:t>
       </w:r>
     </w:p>
     <w:p>
@@ -3406,7 +3424,7 @@
           <w:i/>
           <w:sz w:val="18"/>
         </w:rPr>
-        <w:t>PMID 36016077  |  doi:10.3390/s22166317</w:t>
+        <w:t>PMID 39788069  |  doi:10.1016/j.amjsurg.2024.116175</w:t>
       </w:r>
     </w:p>
     <w:p>
@@ -3414,7 +3432,7 @@
         <w:pStyle w:val="Heading3"/>
       </w:pPr>
       <w:r>
-        <w:t>Chinoy et al 2021</w:t>
+        <w:t>Miller et al 2022</w:t>
       </w:r>
     </w:p>
     <w:p>
@@ -3432,7 +3450,7 @@
         <w:rPr>
           <w:i w:val="0"/>
         </w:rPr>
-        <w:t xml:space="preserve"> 34 young adults (22 women), 3 lab nights incl. disrupted sleep, 7 consumer devices vs polysomnography</w:t>
+        <w:t xml:space="preserve"> 53 adults (26 F), one lab night, 6 devices (Apple Watch S6, Garmin FR245, Polar, Oura Gen2, WHOOP 3.0, Somfit) vs polysomnography</w:t>
       </w:r>
     </w:p>
     <w:p>
@@ -3450,7 +3468,7 @@
         <w:rPr>
           <w:i w:val="0"/>
         </w:rPr>
-        <w:t xml:space="preserve"> Most devices (incl. Fitbit Alta HR) as good as or better than actigraphy; Garmin worse. Sensitivity ≥0.93, specificity only 0.18–0.54. Worse on disrupted nights.</w:t>
+        <w:t xml:space="preserve"> Sleep vs wake agreement 86–89% (all valid for sleep timing/duration). Kappa 0.30–0.51 → poor at detecting wake. Sleep staging 50–65%.</w:t>
       </w:r>
     </w:p>
     <w:p>
@@ -3459,7 +3477,7 @@
           <w:i/>
           <w:sz w:val="18"/>
         </w:rPr>
-        <w:t>PMID 33378539  |  doi:10.1093/sleep/zsaa291</w:t>
+        <w:t>PMID 36016077  |  doi:10.3390/s22166317</w:t>
       </w:r>
     </w:p>
     <w:p>
@@ -3467,7 +3485,7 @@
         <w:pStyle w:val="Heading3"/>
       </w:pPr>
       <w:r>
-        <w:t>Dial et al 2025</w:t>
+        <w:t>Chinoy et al 2021</w:t>
       </w:r>
     </w:p>
     <w:p>
@@ -3485,7 +3503,7 @@
         <w:rPr>
           <w:i w:val="0"/>
         </w:rPr>
-        <w:t xml:space="preserve"> 13 healthy adults, 536 nights, 5 devices vs ECG</w:t>
+        <w:t xml:space="preserve"> 34 young adults (22 women), 3 lab nights incl. disrupted sleep, 7 consumer devices vs polysomnography</w:t>
       </w:r>
     </w:p>
     <w:p>
@@ -3503,25 +3521,7 @@
         <w:rPr>
           <w:i w:val="0"/>
         </w:rPr>
-        <w:t xml:space="preserve"> RHR: Oura Gen 3/4 best (MAPE ~1.7–1.9%), WHOOP moderate (3.0%), Polar poor. HRV: Oura Gen 4 best (6.0%), Oura Gen 3 (7.2%), WHOOP (8.2%), Garmin (10.5%), Polar (16.3%).</w:t>
-      </w:r>
-    </w:p>
-    <w:p>
-      <w:pPr>
-        <w:pStyle w:val="ListBullet"/>
-      </w:pPr>
-      <w:r>
-        <w:rPr>
-          <w:b/>
-          <w:i w:val="0"/>
-        </w:rPr>
-        <w:t>Limitation:</w:t>
-      </w:r>
-      <w:r>
-        <w:rPr>
-          <w:i w:val="0"/>
-        </w:rPr>
-        <w:t xml:space="preserve"> Small sample; Garmin excluded from RHR analysis.</w:t>
+        <w:t xml:space="preserve"> Most devices (incl. Fitbit Alta HR) as good as or better than actigraphy; Garmin worse. Sensitivity ≥0.93, specificity only 0.18–0.54. Worse on disrupted nights.</w:t>
       </w:r>
     </w:p>
     <w:p>
@@ -3530,6 +3530,77 @@
           <w:i/>
           <w:sz w:val="18"/>
         </w:rPr>
+        <w:t>PMID 33378539  |  doi:10.1093/sleep/zsaa291</w:t>
+      </w:r>
+    </w:p>
+    <w:p>
+      <w:pPr>
+        <w:pStyle w:val="Heading3"/>
+      </w:pPr>
+      <w:r>
+        <w:t>Dial et al 2025</w:t>
+      </w:r>
+    </w:p>
+    <w:p>
+      <w:pPr>
+        <w:pStyle w:val="ListBullet"/>
+      </w:pPr>
+      <w:r>
+        <w:rPr>
+          <w:b/>
+          <w:i w:val="0"/>
+        </w:rPr>
+        <w:t>Did:</w:t>
+      </w:r>
+      <w:r>
+        <w:rPr>
+          <w:i w:val="0"/>
+        </w:rPr>
+        <w:t xml:space="preserve"> 13 healthy adults, 536 nights, 5 devices vs ECG</w:t>
+      </w:r>
+    </w:p>
+    <w:p>
+      <w:pPr>
+        <w:pStyle w:val="ListBullet"/>
+      </w:pPr>
+      <w:r>
+        <w:rPr>
+          <w:b/>
+          <w:i w:val="0"/>
+        </w:rPr>
+        <w:t>Found:</w:t>
+      </w:r>
+      <w:r>
+        <w:rPr>
+          <w:i w:val="0"/>
+        </w:rPr>
+        <w:t xml:space="preserve"> RHR: Oura Gen 3/4 best (MAPE ~1.7–1.9%), WHOOP moderate (3.0%), Polar poor. HRV: Oura Gen 4 best (6.0%), Oura Gen 3 (7.2%), WHOOP (8.2%), Garmin (10.5%), Polar (16.3%).</w:t>
+      </w:r>
+    </w:p>
+    <w:p>
+      <w:pPr>
+        <w:pStyle w:val="ListBullet"/>
+      </w:pPr>
+      <w:r>
+        <w:rPr>
+          <w:b/>
+          <w:i w:val="0"/>
+        </w:rPr>
+        <w:t>Limitation:</w:t>
+      </w:r>
+      <w:r>
+        <w:rPr>
+          <w:i w:val="0"/>
+        </w:rPr>
+        <w:t xml:space="preserve"> Small sample; Garmin excluded from RHR analysis.</w:t>
+      </w:r>
+    </w:p>
+    <w:p>
+      <w:r>
+        <w:rPr>
+          <w:i/>
+          <w:sz w:val="18"/>
+        </w:rPr>
         <w:t>PMID 40834291  |  doi:10.14814/phy2.70527</w:t>
       </w:r>
     </w:p>
@@ -3602,7 +3673,7 @@
         <w:rPr>
           <w:i w:val="0"/>
         </w:rPr>
-        <w:t>“Apple Watch reports HRV as SDNN, not RMSSD” — true, but none of the 40 sources here states it. Either find a 2021+ source (e.g., a validation paper or Apple's documentation) or leave it out.</w:t>
+        <w:t>“Recovery scores use unpublished, proprietary formulas” — present this as your own observation, or cite company documentation.</w:t>
       </w:r>
     </w:p>
     <w:p>
@@ -3613,7 +3684,15 @@
         <w:rPr>
           <w:i w:val="0"/>
         </w:rPr>
-        <w:t>“Recovery scores use unpublished, proprietary formulas” — present this as your own observation, or cite company documentation.</w:t>
+        <w:t>Any general statement (e.g., “sleep is a pathway linking stress to health”) — either cite a source or phrase it clearly as your reasoning.</w:t>
+      </w:r>
+    </w:p>
+    <w:p>
+      <w:pPr>
+        <w:pStyle w:val="Heading1"/>
+      </w:pPr>
+      <w:r>
+        <w:t>Gaps to build your conclusion from (in your own words)</w:t>
       </w:r>
     </w:p>
     <w:p>
@@ -3624,7 +3703,114 @@
         <w:rPr>
           <w:i w:val="0"/>
         </w:rPr>
-        <w:t>Any general statement (e.g., “sleep is a pathway linking stress to health”) — either cite a source or phrase it clearly as your reasoning.</w:t>
+        <w:t>No consumer-wearable study of burnout + overnight HRV + sleep in women (closest: Bourassa 2026, nurses, small).</w:t>
+      </w:r>
+    </w:p>
+    <w:p>
+      <w:pPr>
+        <w:pStyle w:val="ListBullet"/>
+      </w:pPr>
+      <w:r>
+        <w:rPr>
+          <w:i w:val="0"/>
+        </w:rPr>
+        <w:t>Students and working adults never compared with the same burnout measure.</w:t>
+      </w:r>
+    </w:p>
+    <w:p>
+      <w:pPr>
+        <w:pStyle w:val="ListBullet"/>
+      </w:pPr>
+      <w:r>
+        <w:rPr>
+          <w:i w:val="0"/>
+        </w:rPr>
+        <w:t>Recovery during breaks never tested against burnout.</w:t>
+      </w:r>
+    </w:p>
+    <w:p>
+      <w:pPr>
+        <w:pStyle w:val="ListBullet"/>
+      </w:pPr>
+      <w:r>
+        <w:rPr>
+          <w:i w:val="0"/>
+        </w:rPr>
+        <w:t>Cycle phase / contraception rarely recorded in burnout–HRV studies.</w:t>
+      </w:r>
+    </w:p>
+    <w:p>
+      <w:pPr>
+        <w:pStyle w:val="ListBullet"/>
+      </w:pPr>
+      <w:r>
+        <w:rPr>
+          <w:i w:val="0"/>
+        </w:rPr>
+        <w:t>Burnout vs depression rarely separated (Turner 2026 is an exception).</w:t>
+      </w:r>
+    </w:p>
+    <w:p>
+      <w:pPr>
+        <w:pStyle w:val="ListBullet"/>
+      </w:pPr>
+      <w:r>
+        <w:rPr>
+          <w:i w:val="0"/>
+        </w:rPr>
+        <w:t>Commercial recovery scores not validated (Perrone 2025).</w:t>
+      </w:r>
+    </w:p>
+    <w:p>
+      <w:pPr>
+        <w:pStyle w:val="ListBullet"/>
+      </w:pPr>
+      <w:r>
+        <w:rPr>
+          <w:i w:val="0"/>
+        </w:rPr>
+        <w:t>Sleep efficiency barely studied with burnout.</w:t>
+      </w:r>
+    </w:p>
+    <w:p>
+      <w:pPr>
+        <w:pStyle w:val="Heading2"/>
+      </w:pPr>
+      <w:r>
+        <w:t>Your study (link gaps → hypotheses)</w:t>
+      </w:r>
+    </w:p>
+    <w:p>
+      <w:pPr>
+        <w:pStyle w:val="ListBullet"/>
+      </w:pPr>
+      <w:r>
+        <w:rPr>
+          <w:i w:val="0"/>
+        </w:rPr>
+        <w:t>H1: higher exhaustion → lower overnight RMSSD, higher RHR, shorter/more irregular sleep</w:t>
+      </w:r>
+    </w:p>
+    <w:p>
+      <w:pPr>
+        <w:pStyle w:val="ListBullet"/>
+      </w:pPr>
+      <w:r>
+        <w:rPr>
+          <w:i w:val="0"/>
+        </w:rPr>
+        <w:t>H2: links differ between students and working women (exploratory)</w:t>
+      </w:r>
+    </w:p>
+    <w:p>
+      <w:pPr>
+        <w:pStyle w:val="ListBullet"/>
+      </w:pPr>
+      <w:r>
+        <w:rPr>
+          <w:i w:val="0"/>
+        </w:rPr>
+        <w:t>H3: higher burnout → smaller HRV/sleep rebound during breaks</w:t>
       </w:r>
     </w:p>
     <w:p>
@@ -3632,7 +3818,7 @@
         <w:pStyle w:val="Heading1"/>
       </w:pPr>
       <w:r>
-        <w:t>Gaps to build your conclusion from (in your own words)</w:t>
+        <w:t>AMA referencing checklist</w:t>
       </w:r>
     </w:p>
     <w:p>
@@ -3643,7 +3829,7 @@
         <w:rPr>
           <w:i w:val="0"/>
         </w:rPr>
-        <w:t>No consumer-wearable study of burnout + overnight HRV + sleep in women (closest: Bourassa 2026, nurses, small).</w:t>
+        <w:t>Superscript numbers in text, numbered in the order you FIRST cite each source.</w:t>
       </w:r>
     </w:p>
     <w:p>
@@ -3654,7 +3840,7 @@
         <w:rPr>
           <w:i w:val="0"/>
         </w:rPr>
-        <w:t>Students and working adults never compared with the same burnout measure.</w:t>
+        <w:t>Number goes after periods and commas, before colons and semicolons.</w:t>
       </w:r>
     </w:p>
     <w:p>
@@ -3665,7 +3851,7 @@
         <w:rPr>
           <w:i w:val="0"/>
         </w:rPr>
-        <w:t>Recovery during breaks never tested against burnout.</w:t>
+        <w:t>Same source cited again = reuse its original number.</w:t>
       </w:r>
     </w:p>
     <w:p>
@@ -3676,7 +3862,7 @@
         <w:rPr>
           <w:i w:val="0"/>
         </w:rPr>
-        <w:t>Cycle phase / contraception rarely recorded in burnout–HRV studies.</w:t>
+        <w:t>Ranges with a hyphen (3-5); separate with commas, no spaces (2,4,7).</w:t>
       </w:r>
     </w:p>
     <w:p>
@@ -3687,7 +3873,7 @@
         <w:rPr>
           <w:i w:val="0"/>
         </w:rPr>
-        <w:t>Burnout vs depression rarely separated (Turner 2026 is an exception).</w:t>
+        <w:t>List up to 6 authors; if more than 6, list the first 3 then “et al”.</w:t>
       </w:r>
     </w:p>
     <w:p>
@@ -3698,7 +3884,7 @@
         <w:rPr>
           <w:i w:val="0"/>
         </w:rPr>
-        <w:t>Commercial recovery scores not validated (Perrone 2025).</w:t>
+        <w:t>Journal names abbreviated and italic (NLM abbreviations); article titles in sentence case.</w:t>
       </w:r>
     </w:p>
     <w:p>
@@ -3709,48 +3895,7 @@
         <w:rPr>
           <w:i w:val="0"/>
         </w:rPr>
-        <w:t>Sleep efficiency barely studied with burnout.</w:t>
-      </w:r>
-    </w:p>
-    <w:p>
-      <w:pPr>
-        <w:pStyle w:val="Heading2"/>
-      </w:pPr>
-      <w:r>
-        <w:t>Your study (link gaps → hypotheses)</w:t>
-      </w:r>
-    </w:p>
-    <w:p>
-      <w:pPr>
-        <w:pStyle w:val="ListBullet"/>
-      </w:pPr>
-      <w:r>
-        <w:rPr>
-          <w:i w:val="0"/>
-        </w:rPr>
-        <w:t>H1: higher exhaustion → lower overnight RMSSD, higher RHR, shorter/more irregular sleep</w:t>
-      </w:r>
-    </w:p>
-    <w:p>
-      <w:pPr>
-        <w:pStyle w:val="ListBullet"/>
-      </w:pPr>
-      <w:r>
-        <w:rPr>
-          <w:i w:val="0"/>
-        </w:rPr>
-        <w:t>H2: links differ between students and working women (exploratory)</w:t>
-      </w:r>
-    </w:p>
-    <w:p>
-      <w:pPr>
-        <w:pStyle w:val="ListBullet"/>
-      </w:pPr>
-      <w:r>
-        <w:rPr>
-          <w:i w:val="0"/>
-        </w:rPr>
-        <w:t>H3: higher burnout → smaller HRV/sleep rebound during breaks</w:t>
+        <w:t>Format: Author AA, Author BB. Title. Journal. Year;Vol(Issue):pages. doi:xx</w:t>
       </w:r>
     </w:p>
     <w:p>
@@ -3758,92 +3903,7 @@
         <w:pStyle w:val="Heading1"/>
       </w:pPr>
       <w:r>
-        <w:t>AMA referencing checklist</w:t>
-      </w:r>
-    </w:p>
-    <w:p>
-      <w:pPr>
-        <w:pStyle w:val="ListBullet"/>
-      </w:pPr>
-      <w:r>
-        <w:rPr>
-          <w:i w:val="0"/>
-        </w:rPr>
-        <w:t>Superscript numbers in text, numbered in the order you FIRST cite each source.</w:t>
-      </w:r>
-    </w:p>
-    <w:p>
-      <w:pPr>
-        <w:pStyle w:val="ListBullet"/>
-      </w:pPr>
-      <w:r>
-        <w:rPr>
-          <w:i w:val="0"/>
-        </w:rPr>
-        <w:t>Number goes after periods and commas, before colons and semicolons.</w:t>
-      </w:r>
-    </w:p>
-    <w:p>
-      <w:pPr>
-        <w:pStyle w:val="ListBullet"/>
-      </w:pPr>
-      <w:r>
-        <w:rPr>
-          <w:i w:val="0"/>
-        </w:rPr>
-        <w:t>Same source cited again = reuse its original number.</w:t>
-      </w:r>
-    </w:p>
-    <w:p>
-      <w:pPr>
-        <w:pStyle w:val="ListBullet"/>
-      </w:pPr>
-      <w:r>
-        <w:rPr>
-          <w:i w:val="0"/>
-        </w:rPr>
-        <w:t>Ranges with a hyphen (3-5); separate with commas, no spaces (2,4,7).</w:t>
-      </w:r>
-    </w:p>
-    <w:p>
-      <w:pPr>
-        <w:pStyle w:val="ListBullet"/>
-      </w:pPr>
-      <w:r>
-        <w:rPr>
-          <w:i w:val="0"/>
-        </w:rPr>
-        <w:t>List up to 6 authors; if more than 6, list the first 3 then “et al”.</w:t>
-      </w:r>
-    </w:p>
-    <w:p>
-      <w:pPr>
-        <w:pStyle w:val="ListBullet"/>
-      </w:pPr>
-      <w:r>
-        <w:rPr>
-          <w:i w:val="0"/>
-        </w:rPr>
-        <w:t>Journal names abbreviated and italic (NLM abbreviations); article titles in sentence case.</w:t>
-      </w:r>
-    </w:p>
-    <w:p>
-      <w:pPr>
-        <w:pStyle w:val="ListBullet"/>
-      </w:pPr>
-      <w:r>
-        <w:rPr>
-          <w:i w:val="0"/>
-        </w:rPr>
-        <w:t>Format: Author AA, Author BB. Title. Journal. Year;Vol(Issue):pages. doi:xx</w:t>
-      </w:r>
-    </w:p>
-    <w:p>
-      <w:pPr>
-        <w:pStyle w:val="Heading1"/>
-      </w:pPr>
-      <w:r>
-        <w:t>All 40 references (AMA format, alphabetical)</w:t>
+        <w:t>All 41 references (AMA format, alphabetical)</w:t>
       </w:r>
     </w:p>
     <w:p>
@@ -4320,6 +4380,32 @@
           <w:sz w:val="20"/>
         </w:rPr>
         <w:t>. 2023;6(2):ooad029. doi:10.1093/jamiaopen/ooad029</w:t>
+      </w:r>
+    </w:p>
+    <w:p>
+      <w:pPr>
+        <w:pStyle w:val="ListBullet"/>
+      </w:pPr>
+      <w:r>
+        <w:rPr>
+          <w:i w:val="0"/>
+          <w:sz w:val="20"/>
+        </w:rPr>
+        <w:t xml:space="preserve">Hirten RP, Danieletto M, Tomalin L, et al. Use of physiological data from a wearable device to identify SARS-CoV-2 infection and symptoms and predict COVID-19 diagnosis: observational study. </w:t>
+      </w:r>
+      <w:r>
+        <w:rPr>
+          <w:i/>
+          <w:sz w:val="20"/>
+        </w:rPr>
+        <w:t>J Med Internet Res</w:t>
+      </w:r>
+      <w:r>
+        <w:rPr>
+          <w:i w:val="0"/>
+          <w:sz w:val="20"/>
+        </w:rPr>
+        <w:t>. 2021;23(2):e26107. doi:10.2196/26107</w:t>
       </w:r>
     </w:p>
     <w:p>
